--- a/az/discovery-articles/5.9 Müasir polad istehsalı.docx
+++ b/az/discovery-articles/5.9 Müasir polad istehsalı.docx
@@ -4,474 +4,314 @@
   <w:body>
     <w:p>
       <w:pPr>
-        <w:keepNext/>
-        <w:spacing w:before="280" w:after="120"/>
+        <w:pStyle w:val="Title"/>
+        <w:widowControl/>
       </w:pPr>
       <w:r>
-        <w:rPr>
-          <w:rFonts w:ascii="Calibri" w:hAnsi="Calibri" w:eastAsia="Calibri"/>
-          <w:b/>
-          <w:i w:val="0"/>
-          <w:color w:val="004E8C"/>
-          <w:sz w:val="44"/>
-        </w:rPr>
         <w:t>5.9 Müasir polad istehsalı</w:t>
       </w:r>
     </w:p>
     <w:p>
       <w:pPr>
-        <w:spacing w:after="80"/>
+        <w:keepNext/>
+        <w:widowControl/>
       </w:pPr>
       <w:r>
         <w:rPr>
-          <w:rFonts w:ascii="Calibri" w:hAnsi="Calibri" w:eastAsia="Calibri"/>
-          <w:b w:val="0"/>
-          <w:i/>
-          <w:color w:val="505050"/>
-          <w:sz w:val="22"/>
+          <w:sz w:val="20"/>
         </w:rPr>
-        <w:t>5. Fizika, kimya və materiallar</w:t>
-      </w:r>
-    </w:p>
-    <w:p>
-      <w:pPr>
-        <w:spacing w:after="200"/>
-      </w:pPr>
-      <w:r>
-        <w:rPr>
-          <w:rFonts w:ascii="Calibri" w:hAnsi="Calibri" w:eastAsia="Calibri"/>
-          <w:b w:val="0"/>
-          <w:i/>
-          <w:sz w:val="22"/>
-        </w:rPr>
-        <w:t>Dövr: təxminən 1850–1860-cı illər (Bessemer və açıq vanna üsulları); sonralar oksigen konvertorları və elektrik qövs sobaları | Əsas simalar: Henri Bessemer; Uilyam Kelli; Siemens–Marten açıq vanna üsulunun yaradıcıları; oksigen-konvertor və elektrik qövs sobalarını hazırlayan sonrakı mühəndislər</w:t>
-      </w:r>
-    </w:p>
-    <w:p>
-      <w:pPr>
-        <w:spacing w:after="160" w:line="276" w:lineRule="auto"/>
-      </w:pPr>
-      <w:r>
-        <w:rPr>
-          <w:rFonts w:ascii="Calibri" w:hAnsi="Calibri" w:eastAsia="Calibri"/>
-          <w:b w:val="0"/>
-          <w:i w:val="0"/>
-          <w:sz w:val="22"/>
-        </w:rPr>
-        <w:t>Müasir polad istehsalında maye dəmirdəki arzuolunmaz qarışıqlar çıxarılır, karbon və başqa elementlərin miqdarı dəqiq tənzimlənir. Ucuz və sabit keyfiyyətli polad dəmir yollarının, gəmilərin, körpülərin, binaların, alətlərin və avtomobillərin kütləvi istehsalının əsas materialına çevrildi.</w:t>
+        <w:t>5 Fizika kimya və materiallar</w:t>
       </w:r>
     </w:p>
     <w:p>
       <w:pPr>
         <w:keepNext/>
-        <w:spacing w:before="240" w:after="120"/>
+        <w:widowControl/>
       </w:pPr>
       <w:r>
         <w:rPr>
-          <w:rFonts w:ascii="Calibri" w:hAnsi="Calibri" w:eastAsia="Calibri"/>
-          <w:b/>
-          <w:i w:val="0"/>
-          <w:color w:val="004E8C"/>
-          <w:sz w:val="28"/>
+          <w:sz w:val="20"/>
         </w:rPr>
-        <w:t>Əsas faktlar</w:t>
+        <w:t>Dövr: təxminən 1850–1860-cı illər (Bessemer və marten üsulları); sonralar oksigen konvertorları və elektrik qövs sobaları | Əsas şəxslər: Henri Bessemer; Uilyam Kelli; Siemens–Martin üsulunun yaradıcıları; sonrakı oksigen və elektrik qövs sobası mühəndisləri</w:t>
+      </w:r>
+    </w:p>
+    <w:p>
+      <w:pPr>
+        <w:widowControl/>
+      </w:pPr>
+      <w:r>
+        <w:t>Müasir polad istehsalı qatışıqları çıxarıb karbonu tənzimləməklə ərimiş çuqunu və ya metal qırıntılarını polada çevirir. Ucuz, etibarlı polad dəmir yollarının, gəmilərin, körpülərin, qüllələrin, alətlərin və avtomobillərin dayağı oldu.</w:t>
+      </w:r>
+    </w:p>
+    <w:p>
+      <w:pPr>
+        <w:pStyle w:val="Heading1"/>
+        <w:widowControl/>
+      </w:pPr>
+      <w:r>
+        <w:t>Əsas məlumatlar</w:t>
       </w:r>
     </w:p>
     <w:p>
       <w:pPr>
         <w:pStyle w:val="ListBullet"/>
+        <w:widowControl/>
       </w:pPr>
       <w:r>
-        <w:rPr>
-          <w:rFonts w:ascii="Calibri" w:hAnsi="Calibri" w:eastAsia="Calibri"/>
-          <w:b w:val="0"/>
-          <w:i w:val="0"/>
-          <w:sz w:val="22"/>
-        </w:rPr>
-        <w:t>1850-ci illərdə yaradılan Bessemer konvertorunda karbonu və başqa qarışıqları yandırmaq üçün maye çuqunun içindən hava keçirilirdi</w:t>
+        <w:t>1850-ci illərin Bessemer konvertoru ərimiş çuqundan hava keçirərək artıq karbonu və digər qatışıqları yandırırdı.</w:t>
       </w:r>
     </w:p>
     <w:p>
       <w:pPr>
         <w:pStyle w:val="ListBullet"/>
+        <w:widowControl/>
       </w:pPr>
       <w:r>
-        <w:rPr>
-          <w:rFonts w:ascii="Calibri" w:hAnsi="Calibri" w:eastAsia="Calibri"/>
-          <w:b w:val="0"/>
-          <w:i w:val="0"/>
-          <w:sz w:val="22"/>
-        </w:rPr>
-        <w:t>Siemens–Marten açıq vanna üsulu daha böyük ərinti partiyalarını dəqiq idarə etməyə imkan verdi</w:t>
+        <w:t>Siemens–Martin marten üsulu iri partiyaları daha yaxşı nəzarətlə emal edirdi.</w:t>
       </w:r>
     </w:p>
     <w:p>
       <w:pPr>
         <w:pStyle w:val="ListBullet"/>
+        <w:widowControl/>
       </w:pPr>
       <w:r>
-        <w:rPr>
-          <w:rFonts w:ascii="Calibri" w:hAnsi="Calibri" w:eastAsia="Calibri"/>
-          <w:b w:val="0"/>
-          <w:i w:val="0"/>
-          <w:sz w:val="22"/>
-        </w:rPr>
-        <w:t>Sonralar oksigen-konvertor üsulu irihəcmli polad istehsalının əsas texnologiyasına çevrildi</w:t>
+        <w:t>Sonralar oksigen konvertoru iri həcmli istehsalın əsas üsuluna çevrildi.</w:t>
       </w:r>
     </w:p>
     <w:p>
       <w:pPr>
         <w:pStyle w:val="ListBullet"/>
+        <w:widowControl/>
       </w:pPr>
       <w:r>
-        <w:rPr>
-          <w:rFonts w:ascii="Calibri" w:hAnsi="Calibri" w:eastAsia="Calibri"/>
-          <w:b w:val="0"/>
-          <w:i w:val="0"/>
-          <w:sz w:val="22"/>
-        </w:rPr>
-        <w:t>Elektrik qövs sobalarında metal qırıntıları əridilərək yeni polad alınır</w:t>
+        <w:t>Elektrik qövs sobaları metal qırıntılarını əridib yeni polad hazırlayır.</w:t>
       </w:r>
     </w:p>
     <w:p>
       <w:pPr>
         <w:pStyle w:val="ListBullet"/>
+        <w:widowControl/>
       </w:pPr>
       <w:r>
-        <w:rPr>
-          <w:rFonts w:ascii="Calibri" w:hAnsi="Calibri" w:eastAsia="Calibri"/>
-          <w:b w:val="0"/>
-          <w:i w:val="0"/>
-          <w:sz w:val="22"/>
-        </w:rPr>
-        <w:t>Legirləmə və istilik emalı poladın xassələrini körpülərdən kəsici alətlərədək müxtəlif tətbiqlərə uyğunlaşdırır</w:t>
+        <w:t>Alaşımlama və istilik emalı poladı körpüdən kəsici alətə qədər müxtəlif işlərə uyğunlaşdırır.</w:t>
       </w:r>
     </w:p>
     <w:p>
       <w:pPr>
-        <w:keepNext/>
-        <w:spacing w:before="240" w:after="120"/>
+        <w:pStyle w:val="Heading1"/>
+        <w:widowControl/>
       </w:pPr>
       <w:r>
-        <w:rPr>
-          <w:rFonts w:ascii="Calibri" w:hAnsi="Calibri" w:eastAsia="Calibri"/>
-          <w:b/>
-          <w:i w:val="0"/>
-          <w:color w:val="004E8C"/>
-          <w:sz w:val="28"/>
-        </w:rPr>
-        <w:t>Bu nədir və necə işləyir?</w:t>
+        <w:t>Bu nədir</w:t>
       </w:r>
     </w:p>
     <w:p>
       <w:pPr>
-        <w:spacing w:after="160" w:line="276" w:lineRule="auto"/>
+        <w:widowControl/>
       </w:pPr>
       <w:r>
-        <w:rPr>
-          <w:rFonts w:ascii="Calibri" w:hAnsi="Calibri" w:eastAsia="Calibri"/>
-          <w:b w:val="0"/>
-          <w:i w:val="0"/>
-          <w:sz w:val="22"/>
-        </w:rPr>
-        <w:t>Polad əsasən dəmirdən və miqdarı dəqiq tənzimlənən karbondan ibarətdir. Müasir polad istehsalında maye çuqundan artıq karbon və başqa arzuolunmaz elementlər çıxarılır və ya polad qırıntıları yenidən istifadə üçün əridilir. Sonra metala seçilmiş xassələri vermək üçün müəyyən miqdarda legirləyici elementlər əlavə olunur. Bu, resepti tənzimləməyə bənzəyir: tərkib hissələrindən birinin miqdarındakı kiçik dəyişiklik nəticəni daha bərk, daha zərbəyədavamlı və ya asan formalaşan edə bilər. Yayma qurğuları hazır poladı təbəqəyə, relsə, tirə və məftilə çevirir.</w:t>
+        <w:t>Polad əsasən dəmirdən və miqdarı diqqətlə tənzimlənmiş karbondan ibarətdir. Müasir istehsal ərimiş çuqundan artıq karbonu və başqa elementləri çıxarır və ya polad qırıntılarını yenidən istifadə üçün əridir. Sonra seçilmiş xassələri vermək üçün dəqiq miqdarda alaşımlayıcı element əlavə olunur. Bu, resepti tənzimləməyə bənzəyir: az dəyişiklik nəticəni daha sərt, daha zərbəyədavamlı və ya asan formalaşan edə bilər. Yayma dəzgahları hazır poladı təbəqəyə, relsə, tirə və məftilə çevirir.</w:t>
       </w:r>
     </w:p>
     <w:p>
       <w:pPr>
-        <w:keepNext/>
-        <w:spacing w:before="240" w:after="120"/>
+        <w:pStyle w:val="Heading1"/>
+        <w:widowControl/>
       </w:pPr>
       <w:r>
-        <w:rPr>
-          <w:rFonts w:ascii="Calibri" w:hAnsi="Calibri" w:eastAsia="Calibri"/>
-          <w:b/>
-          <w:i w:val="0"/>
-          <w:color w:val="004E8C"/>
-          <w:sz w:val="28"/>
-        </w:rPr>
-        <w:t>Kim kəşf və ya ixtira edib?</w:t>
+        <w:t>Kim kəşf edib və ya yaradıb</w:t>
       </w:r>
     </w:p>
     <w:p>
       <w:pPr>
-        <w:spacing w:after="160" w:line="276" w:lineRule="auto"/>
+        <w:widowControl/>
       </w:pPr>
       <w:r>
-        <w:rPr>
-          <w:rFonts w:ascii="Calibri" w:hAnsi="Calibri" w:eastAsia="Calibri"/>
-          <w:b w:val="0"/>
-          <w:i w:val="0"/>
-          <w:sz w:val="22"/>
-        </w:rPr>
-        <w:t>Henri Bessemer hava üfürülən konvertorunu 1856-cı ildə Britaniyada patentləşdirdi. Uilyam Kelli ABŞ-da buna bənzər təcrübələr aparmışdı. Uilyam Simens regenerativ sobanı hazırladı, Pyer-Emil Marten isə ondan açıq vanna üsulu ilə polad istehsalında istifadə etdi. Bu texnologiyalar əvvəlki dəmirçilik təcrübəsinə, çoxsaylı zavod işçilərinin və metallurqların əməyinə əsaslanırdı. XX əsrdə mühəndis qrupları oksigen konvertorlarını, elektrik qövs sobalarını və fasiləsiz tökmə üsulunu yaratdılar.</w:t>
+        <w:t>Henri Bessemer hava üfürülən konvertorunu 1856-cı ildə Britaniyada patentləşdirdi. Uilyam Kelli ABŞ-da yaxın təcrübələr aparmışdı. Uilyam Siemens istiliyi geri istifadə edən regenerativ sobanı inkişaf etdirdi, Pyer-Emil Martin isə onu marten polad istehsalına tətbiq etdi. Bu proseslər əvvəlki dəmir emalına, çoxsaylı zavod işçiləri və metallurqlara söykənirdi. XX əsrin qrupları sonralar oksigen konvertorlarını, elektrik qövs sobalarını və fasiləsiz tökməni inkişaf etdirdilər.</w:t>
       </w:r>
     </w:p>
     <w:p>
       <w:pPr>
-        <w:keepNext/>
-        <w:spacing w:before="240" w:after="120"/>
+        <w:pStyle w:val="Heading1"/>
+        <w:widowControl/>
       </w:pPr>
       <w:r>
-        <w:rPr>
-          <w:rFonts w:ascii="Calibri" w:hAnsi="Calibri" w:eastAsia="Calibri"/>
-          <w:b/>
-          <w:i w:val="0"/>
-          <w:color w:val="004E8C"/>
-          <w:sz w:val="28"/>
-        </w:rPr>
-        <w:t>Nə vaxt və necə yaranıb?</w:t>
+        <w:t>Nə vaxt və necə yaranıb</w:t>
       </w:r>
     </w:p>
     <w:p>
       <w:pPr>
-        <w:spacing w:after="160" w:line="276" w:lineRule="auto"/>
+        <w:widowControl/>
       </w:pPr>
       <w:r>
-        <w:rPr>
-          <w:rFonts w:ascii="Calibri" w:hAnsi="Calibri" w:eastAsia="Calibri"/>
-          <w:b w:val="0"/>
-          <w:i w:val="0"/>
-          <w:sz w:val="22"/>
-        </w:rPr>
-        <w:t>Bessemer üsulu 1850-ci illərdə polad istehsalına sərf olunan vaxtı və xərci azaltdı. Lakin o, fosforu az olan uyğun filizlərlə daha yaxşı işləyirdi və buna görə universal həll deyildi. Daha yavaş işləyən açıq vanna üsulu 1860-cı illərdən yayıldı, çünki operatorlar ərintidən nümunə götürə və tərkibi tənzimləyə bilirdilər. İkinci Dünya müharibəsindən sonra oksigen konvertorları polad istehsalını xeyli sürətləndirdi. Daha sonralar metal qırıntıları ilə işləyən elektrik qövs sobalı mini-zavodlar genişləndi, fasiləsiz tökmə isə soba ilə yayma qurğusu arasındakı material itkisini azaltdı.</w:t>
+        <w:t>1850-ci illərdə Bessemer prosesi polad almaq üçün lazım olan vaxtı və xərci azaltdı. Az fosforlu uyğun filizlərlə daha yaxşı işlədiyindən universal həll deyildi. Daha yavaş marten üsulu 1860-cı illərdən yayıldı, çünki işçilər partiyanı yoxlayıb tərkibini düzəldə bilirdilər. İkinci Dünya müharibəsindən sonra oksigen konvertorları poladı daha sürətlə hazırladı. Metal qırıntılarından istifadə edən kiçik elektrik qövs zavodları genişləndi; fasiləsiz tökmə soba ilə yayma dəzgahı arasındakı itkini azaltdı.</w:t>
       </w:r>
     </w:p>
     <w:p>
       <w:pPr>
-        <w:keepNext/>
-        <w:spacing w:before="240" w:after="120"/>
+        <w:pStyle w:val="Heading1"/>
+        <w:widowControl/>
       </w:pPr>
       <w:r>
-        <w:rPr>
-          <w:rFonts w:ascii="Calibri" w:hAnsi="Calibri" w:eastAsia="Calibri"/>
-          <w:b/>
-          <w:i w:val="0"/>
-          <w:color w:val="004E8C"/>
-          <w:sz w:val="28"/>
-        </w:rPr>
-        <w:t>Elmi əhəmiyyəti</w:t>
+        <w:t>Elm üçün əhəmiyyəti</w:t>
       </w:r>
     </w:p>
     <w:p>
       <w:pPr>
-        <w:spacing w:after="160" w:line="276" w:lineRule="auto"/>
+        <w:widowControl/>
       </w:pPr>
       <w:r>
-        <w:rPr>
-          <w:rFonts w:ascii="Calibri" w:hAnsi="Calibri" w:eastAsia="Calibri"/>
-          <w:b w:val="0"/>
-          <w:i w:val="0"/>
-          <w:sz w:val="22"/>
-        </w:rPr>
-        <w:t>Polad istehsalının inkişafı yüksək temperaturda gedən kimyəvi reaksiyaları dəqiq nəzarət altına almağa imkan verdi. Oksigen karbon və başqa arzuolunmaz elementlərlə reaksiyaya girir, ərimiş mineral təbəqə olan şlak isə bir çox qarışıqları özündə toplayır. Termodinamika reaksiyanın baş verib-verməyəcəyini, kinetika isə onun sürətini göstərir. Metalın mikroskopik quruluşunu öyrənən metaloqrafiya istilik emalı və tərkiblə möhkəmlik arasındakı əlaqəni müəyyənləşdirdi. Beləliklə, polad istehsalçıları sobadan çıxan metalın təsadüfi xassələri ilə kifayətlənməyib, poladı istənilən tələblərə uyğun hazırlaya bildilər.</w:t>
+        <w:t>Polad istehsalı yüksək temperaturlu kimyanı dəqiq nəzarətə gətirdi. Oksigen karbon və arzuolunmaz elementlərlə reaksiyaya girir, ərimiş mineral təbəqə olan şlak isə bir çox qatışığı tutur. Termodinamika reaksiyanın mümkün olub-olmadığını, kinetika onun nə qədər sürətlə getdiyini göstərir. Metalın mikroskopik quruluşunu öyrənən metalloqrafiya istilik emalını və tərkibi möhkəmliklə əlaqələndirdi. Poladçılar sobadan çıxanı qəbul etmək əvəzinə xassələri layihələndirə bildilər.</w:t>
       </w:r>
     </w:p>
     <w:p>
       <w:pPr>
-        <w:keepNext/>
-        <w:spacing w:before="240" w:after="120"/>
+        <w:pStyle w:val="Heading1"/>
+        <w:widowControl/>
       </w:pPr>
       <w:r>
-        <w:rPr>
-          <w:rFonts w:ascii="Calibri" w:hAnsi="Calibri" w:eastAsia="Calibri"/>
-          <w:b/>
-          <w:i w:val="0"/>
-          <w:color w:val="004E8C"/>
-          <w:sz w:val="28"/>
-        </w:rPr>
         <w:t>Sonrakı inkişafa təsiri</w:t>
       </w:r>
     </w:p>
     <w:p>
       <w:pPr>
-        <w:spacing w:after="160" w:line="276" w:lineRule="auto"/>
+        <w:widowControl/>
       </w:pPr>
       <w:r>
-        <w:rPr>
-          <w:rFonts w:ascii="Calibri" w:hAnsi="Calibri" w:eastAsia="Calibri"/>
-          <w:b w:val="0"/>
-          <w:i w:val="0"/>
-          <w:sz w:val="22"/>
-        </w:rPr>
-        <w:t>Ucuz polad uzun dəmir yolu şəbəkələrinin, polad gövdəli gəmilərin, asma körpülərin, göydələn karkaslarının, avtomobillərin və iri maşınların yaradılmasına imkan verdi. Yeni ərintilər paslanmayan poladı, alət poladlarını və istiliyədavamlı hissələri ortaya çıxardı. Qaynaq və fasiləsiz təbəqə istehsalı tikintidə və məişət cihazlarında yeni istifadə sahələri açdı. Müasir tədqiqatlar təkrar emalı artırmaq, daha təmiz elektrikdən istifadə etmək və hidrogen əsasında dəmir istehsalına keçməklə kömür sərfini azaltmağa yönəlib. Möhkəmlik, qiymət və təmir imkanı eyni vaxtda vacib olduqda poladı əvəz etmək hələ də çətindir.</w:t>
+        <w:t>Ucuz polad uzun dəmir yolu şəbəkələrini, polad gövdəli gəmiləri, asma körpüləri, göydələn karkaslarını, avtomobilləri və iri maşınları mümkün etdi. Yeni ərintilər paslanmayan polad, alət poladları və istiliyədavamlı hissələr verdi. Qaynaq və fasiləsiz təbəqə istehsalı tikinti və məişət cihazlarında yeni tətbiqlər açdı. Hazırkı tədqiqatlar daha çox təkrar emal, təmiz elektrik və hidrogen əsaslı dəmir istehsalı ilə kömür istifadəsini azaltmağa çalışır. Möhkəmlik, qiymət və təmir imkanı birlikdə vacib olduqda poladı əvəz etmək çətindir.</w:t>
       </w:r>
     </w:p>
     <w:p>
       <w:pPr>
-        <w:keepNext/>
-        <w:spacing w:before="240" w:after="120"/>
+        <w:pStyle w:val="Heading1"/>
+        <w:widowControl/>
       </w:pPr>
       <w:r>
-        <w:rPr>
-          <w:rFonts w:ascii="Calibri" w:hAnsi="Calibri" w:eastAsia="Calibri"/>
-          <w:b/>
-          <w:i w:val="0"/>
-          <w:color w:val="004E8C"/>
-          <w:sz w:val="28"/>
-        </w:rPr>
-        <w:t>İnsan həyatını necə dəyişdi?</w:t>
+        <w:t>İnsan həyatını necə dəyişib</w:t>
       </w:r>
     </w:p>
     <w:p>
       <w:pPr>
-        <w:spacing w:after="160" w:line="276" w:lineRule="auto"/>
+        <w:widowControl/>
       </w:pPr>
       <w:r>
-        <w:rPr>
-          <w:rFonts w:ascii="Calibri" w:hAnsi="Calibri" w:eastAsia="Calibri"/>
-          <w:b w:val="0"/>
-          <w:i w:val="0"/>
-          <w:sz w:val="22"/>
-        </w:rPr>
-        <w:t>Polad relslər səfər müddətini azaltdı, polad karkaslar şəhərlərin görünüşünü dəyişdirdi, möhkəm alətlər isə sənaye istehsalını artırdı. Konserv qutuları, velosipedlər, avtomobillər, paltaryuyan maşınlar və saysız-hesabsız kiçik əşya əlçatan oldu. Polad istehsalı ilə böyüyən şəhərlər eyni zamanda təhlükəli əmək şəraiti, tüstü və zavodlar bağlandıqda iqtisadi sarsıntılarla üzləşdi. Dəmir və polad istehsalı böyük miqdarda karbon qazı buraxır. Metal qırıntılarının təkrar emalı mədən hasilatını və enerji sərfini azaldır; polad avtomobil, tir və ya yeni təbəqə kimi dəfələrlə yeni ömür qazana bilər.</w:t>
+        <w:t>Polad relslər səfərləri qısaltdı, karkaslar şəhər mənzərəsini dəyişdi, möhkəm alətlər sənaye istehsalını artırdı. Konserv qabları, velosipedlər, avtomobillər, paltaryuyanlar və saysız kiçik əşya əlçatan oldu. Polad şəhərləri təhlükəli iş, tüstü və zavod bağlananda iqtisadi sarsıntılarla da üzləşdi. Dəmir və polad istehsalı çox karbon qazı buraxır. Qırıntıların təkrar emalı mədən və enerji ehtiyacını azaldır; polad avtomobil, tir və ya yeni təbəqə kimi dəfələrlə yeni həyat qazana bilər.</w:t>
       </w:r>
     </w:p>
     <w:p>
       <w:pPr>
-        <w:keepNext/>
-        <w:spacing w:before="240" w:after="120"/>
+        <w:pStyle w:val="Heading1"/>
+        <w:widowControl/>
       </w:pPr>
       <w:r>
-        <w:rPr>
-          <w:rFonts w:ascii="Calibri" w:hAnsi="Calibri" w:eastAsia="Calibri"/>
-          <w:b/>
-          <w:i w:val="0"/>
-          <w:color w:val="004E8C"/>
-          <w:sz w:val="28"/>
-        </w:rPr>
         <w:t>Mənbələr və istinadlar</w:t>
       </w:r>
     </w:p>
     <w:p>
       <w:pPr>
-        <w:keepNext/>
-        <w:spacing w:before="240" w:after="120"/>
+        <w:pStyle w:val="Heading2"/>
+        <w:widowControl/>
       </w:pPr>
       <w:r>
         <w:rPr>
-          <w:rFonts w:ascii="Calibri" w:hAnsi="Calibri" w:eastAsia="Calibri"/>
-          <w:b/>
-          <w:i w:val="0"/>
-          <w:color w:val="004E8C"/>
-          <w:sz w:val="24"/>
+          <w:sz w:val="20"/>
         </w:rPr>
-        <w:t>A. Kitablar və əsas elmi əsərlər</w:t>
+        <w:t>A Kitablar və əsas elmi əsərlər</w:t>
       </w:r>
     </w:p>
     <w:p>
       <w:pPr>
-        <w:spacing w:after="80"/>
-        <w:ind w:left="360"/>
+        <w:widowControl/>
       </w:pPr>
       <w:r>
         <w:rPr>
-          <w:rFonts w:ascii="Calibri" w:hAnsi="Calibri" w:eastAsia="Calibri"/>
-          <w:b w:val="0"/>
-          <w:i w:val="0"/>
-          <w:sz w:val="22"/>
+          <w:sz w:val="20"/>
         </w:rPr>
-        <w:t>1. Tylecote, R. F. A History of Metallurgy. 2nd ed. London: Institute of Materials, 1992.</w:t>
+        <w:t>1. Tylecote, R. F.A History of Metallurgy. 2nd ed. London: Institute of Materials, 1992.</w:t>
       </w:r>
     </w:p>
     <w:p>
       <w:pPr>
-        <w:keepNext/>
-        <w:spacing w:before="240" w:after="120"/>
+        <w:pStyle w:val="Heading2"/>
+        <w:widowControl/>
       </w:pPr>
       <w:r>
         <w:rPr>
-          <w:rFonts w:ascii="Calibri" w:hAnsi="Calibri" w:eastAsia="Calibri"/>
-          <w:b/>
-          <w:i w:val="0"/>
-          <w:color w:val="004E8C"/>
-          <w:sz w:val="24"/>
+          <w:sz w:val="20"/>
         </w:rPr>
-        <w:t>C. Təşkilatların materialları və ensiklopedik mənbələr</w:t>
+        <w:t>C Qurumların materialları və ensiklopedik mənbələr</w:t>
       </w:r>
     </w:p>
     <w:p>
       <w:pPr>
-        <w:spacing w:after="80"/>
-        <w:ind w:left="360"/>
+        <w:widowControl/>
       </w:pPr>
       <w:r>
         <w:rPr>
-          <w:rFonts w:ascii="Calibri" w:hAnsi="Calibri" w:eastAsia="Calibri"/>
-          <w:b w:val="0"/>
-          <w:i w:val="0"/>
-          <w:sz w:val="22"/>
+          <w:sz w:val="20"/>
         </w:rPr>
-        <w:t>1. Encyclopaedia Britannica. “Bessemer process” (“Bessemer üsulu”).</w:t>
-      </w:r>
-      <w:r>
-        <w:rPr>
-          <w:rFonts w:ascii="Calibri" w:hAnsi="Calibri" w:eastAsia="Calibri"/>
-          <w:b w:val="0"/>
-          <w:i w:val="0"/>
-          <w:sz w:val="22"/>
-        </w:rPr>
-        <w:t xml:space="preserve"> </w:t>
+        <w:t xml:space="preserve">1. Encyclopaedia Britannica. 'Bessemer process.' </w:t>
       </w:r>
       <w:hyperlink r:id="rId9">
         <w:r>
           <w:rPr>
-            <w:rFonts w:ascii="Calibri" w:hAnsi="Calibri" w:eastAsia="Calibri"/>
-            <w:b w:val="0"/>
-            <w:i w:val="0"/>
-            <w:sz w:val="22"/>
-            <w:color w:val="0563C1"/>
-            <w:u w:val="single"/>
+            <w:sz w:val="20"/>
           </w:rPr>
           <w:t>https://www.britannica.com/technology/Bessemer-process</w:t>
         </w:r>
       </w:hyperlink>
+      <w:r>
+        <w:rPr>
+          <w:sz w:val="20"/>
+        </w:rPr>
+      </w:r>
     </w:p>
     <w:p>
       <w:pPr>
-        <w:spacing w:after="80"/>
-        <w:ind w:left="360"/>
+        <w:widowControl/>
       </w:pPr>
       <w:r>
         <w:rPr>
-          <w:rFonts w:ascii="Calibri" w:hAnsi="Calibri" w:eastAsia="Calibri"/>
-          <w:b w:val="0"/>
-          <w:i w:val="0"/>
-          <w:sz w:val="22"/>
+          <w:sz w:val="20"/>
         </w:rPr>
-        <w:t>2. Encyclopaedia Britannica. “Steel” (“Polad”).</w:t>
-      </w:r>
-      <w:r>
-        <w:rPr>
-          <w:rFonts w:ascii="Calibri" w:hAnsi="Calibri" w:eastAsia="Calibri"/>
-          <w:b w:val="0"/>
-          <w:i w:val="0"/>
-          <w:sz w:val="22"/>
-        </w:rPr>
-        <w:t xml:space="preserve"> </w:t>
+        <w:t xml:space="preserve">2. Encyclopaedia Britannica. 'Steel.' </w:t>
       </w:r>
       <w:hyperlink r:id="rId10">
         <w:r>
           <w:rPr>
-            <w:rFonts w:ascii="Calibri" w:hAnsi="Calibri" w:eastAsia="Calibri"/>
-            <w:b w:val="0"/>
-            <w:i w:val="0"/>
-            <w:sz w:val="22"/>
-            <w:color w:val="0563C1"/>
-            <w:u w:val="single"/>
+            <w:sz w:val="20"/>
           </w:rPr>
           <w:t>https://www.britannica.com/technology/steel</w:t>
         </w:r>
       </w:hyperlink>
+      <w:r>
+        <w:rPr>
+          <w:sz w:val="20"/>
+        </w:rPr>
+      </w:r>
     </w:p>
     <w:sectPr>
-      <w:pgSz w:w="12240" w:h="15840"/>
-      <w:pgMar w:top="1296" w:right="1440" w:bottom="1296" w:left="1440" w:header="720" w:footer="720" w:gutter="0"/>
+      <w:footerReference w:type="default" r:id="rId11"/>
+      <w:pgSz w:w="11906" w:h="16838"/>
+      <w:pgMar w:top="1020" w:right="1134" w:bottom="1020" w:left="1134" w:header="720" w:footer="720" w:gutter="0"/>
       <w:cols w:space="720"/>
       <w:docGrid w:linePitch="360"/>
     </w:sectPr>
   </w:body>
 </w:document>
+</file>
+
+<file path=word/footer1.xml><?xml version="1.0" encoding="utf-8"?>
+<w:ftr xmlns:m="http://schemas.openxmlformats.org/officeDocument/2006/math" xmlns:mc="http://schemas.openxmlformats.org/markup-compatibility/2006" xmlns:mo="http://schemas.microsoft.com/office/mac/office/2008/main" xmlns:mv="urn:schemas-microsoft-com:mac:vml" xmlns:o="urn:schemas-microsoft-com:office:office" xmlns:r="http://schemas.openxmlformats.org/officeDocument/2006/relationships" xmlns:v="urn:schemas-microsoft-com:vml" xmlns:w10="urn:schemas-microsoft-com:office:word" xmlns:w14="http://schemas.microsoft.com/office/word/2010/wordml" xmlns:w="http://schemas.openxmlformats.org/wordprocessingml/2006/main" xmlns:wne="http://schemas.microsoft.com/office/word/2006/wordml" xmlns:wp14="http://schemas.microsoft.com/office/word/2010/wordprocessingDrawing" xmlns:wp="http://schemas.openxmlformats.org/drawingml/2006/wordprocessingDrawing" xmlns:wpc="http://schemas.microsoft.com/office/word/2010/wordprocessingCanvas" xmlns:wpg="http://schemas.microsoft.com/office/word/2010/wordprocessingGroup" xmlns:wpi="http://schemas.microsoft.com/office/word/2010/wordprocessingInk" xmlns:wps="http://schemas.microsoft.com/office/word/2010/wordprocessingShape" mc:Ignorable="w14 wp14">
+  <w:p>
+    <w:pPr>
+      <w:pStyle w:val="Footer"/>
+      <w:jc w:val="right"/>
+    </w:pPr>
+    <w:fldSimple w:instr="PAGE"/>
+  </w:p>
+</w:ftr>
 </file>
 
 <file path=word/numbering.xml><?xml version="1.0" encoding="utf-8"?>
@@ -682,7 +522,7 @@
   <w:docDefaults>
     <w:rPrDefault>
       <w:rPr>
-        <w:rFonts w:asciiTheme="minorHAnsi" w:eastAsiaTheme="minorEastAsia" w:hAnsiTheme="minorHAnsi" w:cstheme="minorBidi"/>
+        <w:rFonts/>
         <w:sz w:val="22"/>
         <w:szCs w:val="22"/>
         <w:lang w:val="en-US" w:eastAsia="en-US" w:bidi="ar-SA"/>
@@ -837,6 +677,15 @@
     <w:name w:val="Normal"/>
     <w:qFormat/>
     <w:rsid w:val="00FC693F"/>
+    <w:pPr>
+      <w:spacing w:after="120" w:line="259" w:lineRule="auto"/>
+    </w:pPr>
+    <w:rPr>
+      <w:rFonts w:ascii="Times New Roman" w:hAnsi="Times New Roman"/>
+      <w:color w:val="000000"/>
+      <w:sz w:val="24"/>
+      <w:lang w:val="az-Latn-AZ"/>
+    </w:rPr>
   </w:style>
   <w:style w:type="paragraph" w:styleId="Header">
     <w:name w:val="header"/>
@@ -893,16 +742,17 @@
     <w:pPr>
       <w:keepNext/>
       <w:keepLines/>
-      <w:spacing w:before="480" w:after="0"/>
+      <w:spacing w:before="480" w:after="120" w:line="259" w:lineRule="auto"/>
       <w:outlineLvl w:val="0"/>
     </w:pPr>
     <w:rPr>
-      <w:rFonts w:asciiTheme="majorHAnsi" w:eastAsiaTheme="majorEastAsia" w:hAnsiTheme="majorHAnsi" w:cstheme="majorBidi"/>
+      <w:rFonts w:ascii="Times New Roman" w:hAnsi="Times New Roman"/>
       <w:b/>
       <w:bCs/>
-      <w:color w:val="365F91" w:themeColor="accent1" w:themeShade="BF"/>
-      <w:sz w:val="28"/>
+      <w:color w:val="000000"/>
+      <w:sz w:val="26"/>
       <w:szCs w:val="28"/>
+      <w:lang w:val="az-Latn-AZ"/>
     </w:rPr>
   </w:style>
   <w:style w:type="paragraph" w:styleId="Heading2">
@@ -917,16 +767,17 @@
     <w:pPr>
       <w:keepNext/>
       <w:keepLines/>
-      <w:spacing w:before="200" w:after="0"/>
+      <w:spacing w:before="200" w:after="120" w:line="259" w:lineRule="auto"/>
       <w:outlineLvl w:val="1"/>
     </w:pPr>
     <w:rPr>
-      <w:rFonts w:asciiTheme="majorHAnsi" w:eastAsiaTheme="majorEastAsia" w:hAnsiTheme="majorHAnsi" w:cstheme="majorBidi"/>
+      <w:rFonts w:ascii="Times New Roman" w:hAnsi="Times New Roman"/>
       <w:b/>
       <w:bCs/>
-      <w:color w:val="4F81BD" w:themeColor="accent1"/>
+      <w:color w:val="000000"/>
       <w:sz w:val="26"/>
       <w:szCs w:val="26"/>
+      <w:lang w:val="az-Latn-AZ"/>
     </w:rPr>
   </w:style>
   <w:style w:type="paragraph" w:styleId="Heading3">
@@ -945,7 +796,7 @@
       <w:outlineLvl w:val="2"/>
     </w:pPr>
     <w:rPr>
-      <w:rFonts w:asciiTheme="majorHAnsi" w:eastAsiaTheme="majorEastAsia" w:hAnsiTheme="majorHAnsi" w:cstheme="majorBidi"/>
+      <w:rFonts/>
       <w:b/>
       <w:bCs/>
       <w:color w:val="4F81BD" w:themeColor="accent1"/>
@@ -968,7 +819,7 @@
       <w:outlineLvl w:val="3"/>
     </w:pPr>
     <w:rPr>
-      <w:rFonts w:asciiTheme="majorHAnsi" w:eastAsiaTheme="majorEastAsia" w:hAnsiTheme="majorHAnsi" w:cstheme="majorBidi"/>
+      <w:rFonts/>
       <w:b/>
       <w:bCs/>
       <w:i/>
@@ -993,7 +844,7 @@
       <w:outlineLvl w:val="4"/>
     </w:pPr>
     <w:rPr>
-      <w:rFonts w:asciiTheme="majorHAnsi" w:eastAsiaTheme="majorEastAsia" w:hAnsiTheme="majorHAnsi" w:cstheme="majorBidi"/>
+      <w:rFonts/>
       <w:color w:val="243F60" w:themeColor="accent1" w:themeShade="7F"/>
     </w:rPr>
   </w:style>
@@ -1014,7 +865,7 @@
       <w:outlineLvl w:val="5"/>
     </w:pPr>
     <w:rPr>
-      <w:rFonts w:asciiTheme="majorHAnsi" w:eastAsiaTheme="majorEastAsia" w:hAnsiTheme="majorHAnsi" w:cstheme="majorBidi"/>
+      <w:rFonts/>
       <w:i/>
       <w:iCs/>
       <w:color w:val="243F60" w:themeColor="accent1" w:themeShade="7F"/>
@@ -1037,7 +888,7 @@
       <w:outlineLvl w:val="6"/>
     </w:pPr>
     <w:rPr>
-      <w:rFonts w:asciiTheme="majorHAnsi" w:eastAsiaTheme="majorEastAsia" w:hAnsiTheme="majorHAnsi" w:cstheme="majorBidi"/>
+      <w:rFonts/>
       <w:i/>
       <w:iCs/>
       <w:color w:val="404040" w:themeColor="text1" w:themeTint="BF"/>
@@ -1060,7 +911,7 @@
       <w:outlineLvl w:val="7"/>
     </w:pPr>
     <w:rPr>
-      <w:rFonts w:asciiTheme="majorHAnsi" w:eastAsiaTheme="majorEastAsia" w:hAnsiTheme="majorHAnsi" w:cstheme="majorBidi"/>
+      <w:rFonts/>
       <w:color w:val="4F81BD" w:themeColor="accent1"/>
       <w:sz w:val="20"/>
       <w:szCs w:val="20"/>
@@ -1083,7 +934,7 @@
       <w:outlineLvl w:val="8"/>
     </w:pPr>
     <w:rPr>
-      <w:rFonts w:asciiTheme="majorHAnsi" w:eastAsiaTheme="majorEastAsia" w:hAnsiTheme="majorHAnsi" w:cstheme="majorBidi"/>
+      <w:rFonts/>
       <w:i/>
       <w:iCs/>
       <w:color w:val="404040" w:themeColor="text1" w:themeTint="BF"/>
@@ -1134,7 +985,7 @@
     <w:uiPriority w:val="9"/>
     <w:rsid w:val="00FC693F"/>
     <w:rPr>
-      <w:rFonts w:asciiTheme="majorHAnsi" w:eastAsiaTheme="majorEastAsia" w:hAnsiTheme="majorHAnsi" w:cstheme="majorBidi"/>
+      <w:rFonts/>
       <w:b/>
       <w:bCs/>
       <w:color w:val="365F91" w:themeColor="accent1" w:themeShade="BF"/>
@@ -1149,7 +1000,7 @@
     <w:uiPriority w:val="9"/>
     <w:rsid w:val="00FC693F"/>
     <w:rPr>
-      <w:rFonts w:asciiTheme="majorHAnsi" w:eastAsiaTheme="majorEastAsia" w:hAnsiTheme="majorHAnsi" w:cstheme="majorBidi"/>
+      <w:rFonts/>
       <w:b/>
       <w:bCs/>
       <w:color w:val="4F81BD" w:themeColor="accent1"/>
@@ -1164,7 +1015,7 @@
     <w:uiPriority w:val="9"/>
     <w:rsid w:val="00FC693F"/>
     <w:rPr>
-      <w:rFonts w:asciiTheme="majorHAnsi" w:eastAsiaTheme="majorEastAsia" w:hAnsiTheme="majorHAnsi" w:cstheme="majorBidi"/>
+      <w:rFonts/>
       <w:b/>
       <w:bCs/>
       <w:color w:val="4F81BD" w:themeColor="accent1"/>
@@ -1179,19 +1030,17 @@
     <w:qFormat/>
     <w:rsid w:val="00FC693F"/>
     <w:pPr>
-      <w:pBdr>
-        <w:bottom w:val="single" w:sz="8" w:space="4" w:color="4F81BD" w:themeColor="accent1"/>
-      </w:pBdr>
-      <w:spacing w:after="300" w:line="240" w:lineRule="auto"/>
+      <w:spacing w:after="120" w:line="259" w:lineRule="auto"/>
       <w:contextualSpacing/>
     </w:pPr>
     <w:rPr>
-      <w:rFonts w:asciiTheme="majorHAnsi" w:eastAsiaTheme="majorEastAsia" w:hAnsiTheme="majorHAnsi" w:cstheme="majorBidi"/>
-      <w:color w:val="17365D" w:themeColor="text2" w:themeShade="BF"/>
+      <w:rFonts w:ascii="Times New Roman" w:hAnsi="Times New Roman"/>
+      <w:color w:val="000000"/>
       <w:spacing w:val="5"/>
       <w:kern w:val="28"/>
-      <w:sz w:val="52"/>
+      <w:sz w:val="40"/>
       <w:szCs w:val="52"/>
+      <w:lang w:val="az-Latn-AZ"/>
     </w:rPr>
   </w:style>
   <w:style w:type="character" w:customStyle="1" w:styleId="TitleChar">
@@ -1201,7 +1050,7 @@
     <w:uiPriority w:val="10"/>
     <w:rsid w:val="00FC693F"/>
     <w:rPr>
-      <w:rFonts w:asciiTheme="majorHAnsi" w:eastAsiaTheme="majorEastAsia" w:hAnsiTheme="majorHAnsi" w:cstheme="majorBidi"/>
+      <w:rFonts/>
       <w:color w:val="17365D" w:themeColor="text2" w:themeShade="BF"/>
       <w:spacing w:val="5"/>
       <w:kern w:val="28"/>
@@ -1223,7 +1072,7 @@
       </w:numPr>
     </w:pPr>
     <w:rPr>
-      <w:rFonts w:asciiTheme="majorHAnsi" w:eastAsiaTheme="majorEastAsia" w:hAnsiTheme="majorHAnsi" w:cstheme="majorBidi"/>
+      <w:rFonts/>
       <w:i/>
       <w:iCs/>
       <w:color w:val="4F81BD" w:themeColor="accent1"/>
@@ -1239,7 +1088,7 @@
     <w:uiPriority w:val="11"/>
     <w:rsid w:val="00FC693F"/>
     <w:rPr>
-      <w:rFonts w:asciiTheme="majorHAnsi" w:eastAsiaTheme="majorEastAsia" w:hAnsiTheme="majorHAnsi" w:cstheme="majorBidi"/>
+      <w:rFonts/>
       <w:i/>
       <w:iCs/>
       <w:color w:val="4F81BD" w:themeColor="accent1"/>
@@ -1364,8 +1213,15 @@
       <w:numPr>
         <w:numId w:val="1"/>
       </w:numPr>
+      <w:spacing w:after="120" w:line="259" w:lineRule="auto"/>
       <w:contextualSpacing/>
     </w:pPr>
+    <w:rPr>
+      <w:rFonts w:ascii="Times New Roman" w:hAnsi="Times New Roman"/>
+      <w:color w:val="000000"/>
+      <w:sz w:val="24"/>
+      <w:lang w:val="az-Latn-AZ"/>
+    </w:rPr>
   </w:style>
   <w:style w:type="paragraph" w:styleId="ListBullet2">
     <w:name w:val="List Bullet 2"/>
@@ -1537,7 +1393,7 @@
     <w:semiHidden/>
     <w:rsid w:val="00FC693F"/>
     <w:rPr>
-      <w:rFonts w:asciiTheme="majorHAnsi" w:eastAsiaTheme="majorEastAsia" w:hAnsiTheme="majorHAnsi" w:cstheme="majorBidi"/>
+      <w:rFonts/>
       <w:b/>
       <w:bCs/>
       <w:i/>
@@ -1553,7 +1409,7 @@
     <w:semiHidden/>
     <w:rsid w:val="00FC693F"/>
     <w:rPr>
-      <w:rFonts w:asciiTheme="majorHAnsi" w:eastAsiaTheme="majorEastAsia" w:hAnsiTheme="majorHAnsi" w:cstheme="majorBidi"/>
+      <w:rFonts/>
       <w:color w:val="243F60" w:themeColor="accent1" w:themeShade="7F"/>
     </w:rPr>
   </w:style>
@@ -1565,7 +1421,7 @@
     <w:semiHidden/>
     <w:rsid w:val="00FC693F"/>
     <w:rPr>
-      <w:rFonts w:asciiTheme="majorHAnsi" w:eastAsiaTheme="majorEastAsia" w:hAnsiTheme="majorHAnsi" w:cstheme="majorBidi"/>
+      <w:rFonts/>
       <w:i/>
       <w:iCs/>
       <w:color w:val="243F60" w:themeColor="accent1" w:themeShade="7F"/>
@@ -1579,7 +1435,7 @@
     <w:semiHidden/>
     <w:rsid w:val="00FC693F"/>
     <w:rPr>
-      <w:rFonts w:asciiTheme="majorHAnsi" w:eastAsiaTheme="majorEastAsia" w:hAnsiTheme="majorHAnsi" w:cstheme="majorBidi"/>
+      <w:rFonts/>
       <w:i/>
       <w:iCs/>
       <w:color w:val="404040" w:themeColor="text1" w:themeTint="BF"/>
@@ -1593,7 +1449,7 @@
     <w:semiHidden/>
     <w:rsid w:val="00FC693F"/>
     <w:rPr>
-      <w:rFonts w:asciiTheme="majorHAnsi" w:eastAsiaTheme="majorEastAsia" w:hAnsiTheme="majorHAnsi" w:cstheme="majorBidi"/>
+      <w:rFonts/>
       <w:color w:val="4F81BD" w:themeColor="accent1"/>
       <w:sz w:val="20"/>
       <w:szCs w:val="20"/>
@@ -1607,7 +1463,7 @@
     <w:semiHidden/>
     <w:rsid w:val="00FC693F"/>
     <w:rPr>
-      <w:rFonts w:asciiTheme="majorHAnsi" w:eastAsiaTheme="majorEastAsia" w:hAnsiTheme="majorHAnsi" w:cstheme="majorBidi"/>
+      <w:rFonts/>
       <w:i/>
       <w:iCs/>
       <w:color w:val="404040" w:themeColor="text1" w:themeTint="BF"/>
@@ -1666,9 +1522,6 @@
     <w:qFormat/>
     <w:rsid w:val="00FC693F"/>
     <w:pPr>
-      <w:pBdr>
-        <w:bottom w:val="single" w:sz="4" w:space="4" w:color="4F81BD" w:themeColor="accent1"/>
-      </w:pBdr>
       <w:spacing w:before="200" w:after="280"/>
       <w:ind w:left="936" w:right="936"/>
     </w:pPr>
@@ -3196,7 +3049,7 @@
         <w:spacing w:before="0" w:after="0" w:line="240" w:lineRule="auto"/>
       </w:pPr>
       <w:rPr>
-        <w:rFonts w:asciiTheme="majorHAnsi" w:eastAsiaTheme="majorEastAsia" w:hAnsiTheme="majorHAnsi" w:cstheme="majorBidi"/>
+        <w:rFonts/>
         <w:b/>
         <w:bCs/>
       </w:rPr>
@@ -3217,7 +3070,7 @@
         <w:spacing w:before="0" w:after="0" w:line="240" w:lineRule="auto"/>
       </w:pPr>
       <w:rPr>
-        <w:rFonts w:asciiTheme="majorHAnsi" w:eastAsiaTheme="majorEastAsia" w:hAnsiTheme="majorHAnsi" w:cstheme="majorBidi"/>
+        <w:rFonts/>
         <w:b/>
         <w:bCs/>
       </w:rPr>
@@ -3235,14 +3088,14 @@
     </w:tblStylePr>
     <w:tblStylePr w:type="firstCol">
       <w:rPr>
-        <w:rFonts w:asciiTheme="majorHAnsi" w:eastAsiaTheme="majorEastAsia" w:hAnsiTheme="majorHAnsi" w:cstheme="majorBidi"/>
+        <w:rFonts/>
         <w:b/>
         <w:bCs/>
       </w:rPr>
     </w:tblStylePr>
     <w:tblStylePr w:type="lastCol">
       <w:rPr>
-        <w:rFonts w:asciiTheme="majorHAnsi" w:eastAsiaTheme="majorEastAsia" w:hAnsiTheme="majorHAnsi" w:cstheme="majorBidi"/>
+        <w:rFonts/>
         <w:b/>
         <w:bCs/>
       </w:rPr>
@@ -3326,7 +3179,7 @@
         <w:spacing w:before="0" w:after="0" w:line="240" w:lineRule="auto"/>
       </w:pPr>
       <w:rPr>
-        <w:rFonts w:asciiTheme="majorHAnsi" w:eastAsiaTheme="majorEastAsia" w:hAnsiTheme="majorHAnsi" w:cstheme="majorBidi"/>
+        <w:rFonts/>
         <w:b/>
         <w:bCs/>
       </w:rPr>
@@ -3347,7 +3200,7 @@
         <w:spacing w:before="0" w:after="0" w:line="240" w:lineRule="auto"/>
       </w:pPr>
       <w:rPr>
-        <w:rFonts w:asciiTheme="majorHAnsi" w:eastAsiaTheme="majorEastAsia" w:hAnsiTheme="majorHAnsi" w:cstheme="majorBidi"/>
+        <w:rFonts/>
         <w:b/>
         <w:bCs/>
       </w:rPr>
@@ -3365,14 +3218,14 @@
     </w:tblStylePr>
     <w:tblStylePr w:type="firstCol">
       <w:rPr>
-        <w:rFonts w:asciiTheme="majorHAnsi" w:eastAsiaTheme="majorEastAsia" w:hAnsiTheme="majorHAnsi" w:cstheme="majorBidi"/>
+        <w:rFonts/>
         <w:b/>
         <w:bCs/>
       </w:rPr>
     </w:tblStylePr>
     <w:tblStylePr w:type="lastCol">
       <w:rPr>
-        <w:rFonts w:asciiTheme="majorHAnsi" w:eastAsiaTheme="majorEastAsia" w:hAnsiTheme="majorHAnsi" w:cstheme="majorBidi"/>
+        <w:rFonts/>
         <w:b/>
         <w:bCs/>
       </w:rPr>
@@ -3456,7 +3309,7 @@
         <w:spacing w:before="0" w:after="0" w:line="240" w:lineRule="auto"/>
       </w:pPr>
       <w:rPr>
-        <w:rFonts w:asciiTheme="majorHAnsi" w:eastAsiaTheme="majorEastAsia" w:hAnsiTheme="majorHAnsi" w:cstheme="majorBidi"/>
+        <w:rFonts/>
         <w:b/>
         <w:bCs/>
       </w:rPr>
@@ -3477,7 +3330,7 @@
         <w:spacing w:before="0" w:after="0" w:line="240" w:lineRule="auto"/>
       </w:pPr>
       <w:rPr>
-        <w:rFonts w:asciiTheme="majorHAnsi" w:eastAsiaTheme="majorEastAsia" w:hAnsiTheme="majorHAnsi" w:cstheme="majorBidi"/>
+        <w:rFonts/>
         <w:b/>
         <w:bCs/>
       </w:rPr>
@@ -3495,14 +3348,14 @@
     </w:tblStylePr>
     <w:tblStylePr w:type="firstCol">
       <w:rPr>
-        <w:rFonts w:asciiTheme="majorHAnsi" w:eastAsiaTheme="majorEastAsia" w:hAnsiTheme="majorHAnsi" w:cstheme="majorBidi"/>
+        <w:rFonts/>
         <w:b/>
         <w:bCs/>
       </w:rPr>
     </w:tblStylePr>
     <w:tblStylePr w:type="lastCol">
       <w:rPr>
-        <w:rFonts w:asciiTheme="majorHAnsi" w:eastAsiaTheme="majorEastAsia" w:hAnsiTheme="majorHAnsi" w:cstheme="majorBidi"/>
+        <w:rFonts/>
         <w:b/>
         <w:bCs/>
       </w:rPr>
@@ -3586,7 +3439,7 @@
         <w:spacing w:before="0" w:after="0" w:line="240" w:lineRule="auto"/>
       </w:pPr>
       <w:rPr>
-        <w:rFonts w:asciiTheme="majorHAnsi" w:eastAsiaTheme="majorEastAsia" w:hAnsiTheme="majorHAnsi" w:cstheme="majorBidi"/>
+        <w:rFonts/>
         <w:b/>
         <w:bCs/>
       </w:rPr>
@@ -3607,7 +3460,7 @@
         <w:spacing w:before="0" w:after="0" w:line="240" w:lineRule="auto"/>
       </w:pPr>
       <w:rPr>
-        <w:rFonts w:asciiTheme="majorHAnsi" w:eastAsiaTheme="majorEastAsia" w:hAnsiTheme="majorHAnsi" w:cstheme="majorBidi"/>
+        <w:rFonts/>
         <w:b/>
         <w:bCs/>
       </w:rPr>
@@ -3625,14 +3478,14 @@
     </w:tblStylePr>
     <w:tblStylePr w:type="firstCol">
       <w:rPr>
-        <w:rFonts w:asciiTheme="majorHAnsi" w:eastAsiaTheme="majorEastAsia" w:hAnsiTheme="majorHAnsi" w:cstheme="majorBidi"/>
+        <w:rFonts/>
         <w:b/>
         <w:bCs/>
       </w:rPr>
     </w:tblStylePr>
     <w:tblStylePr w:type="lastCol">
       <w:rPr>
-        <w:rFonts w:asciiTheme="majorHAnsi" w:eastAsiaTheme="majorEastAsia" w:hAnsiTheme="majorHAnsi" w:cstheme="majorBidi"/>
+        <w:rFonts/>
         <w:b/>
         <w:bCs/>
       </w:rPr>
@@ -3716,7 +3569,7 @@
         <w:spacing w:before="0" w:after="0" w:line="240" w:lineRule="auto"/>
       </w:pPr>
       <w:rPr>
-        <w:rFonts w:asciiTheme="majorHAnsi" w:eastAsiaTheme="majorEastAsia" w:hAnsiTheme="majorHAnsi" w:cstheme="majorBidi"/>
+        <w:rFonts/>
         <w:b/>
         <w:bCs/>
       </w:rPr>
@@ -3737,7 +3590,7 @@
         <w:spacing w:before="0" w:after="0" w:line="240" w:lineRule="auto"/>
       </w:pPr>
       <w:rPr>
-        <w:rFonts w:asciiTheme="majorHAnsi" w:eastAsiaTheme="majorEastAsia" w:hAnsiTheme="majorHAnsi" w:cstheme="majorBidi"/>
+        <w:rFonts/>
         <w:b/>
         <w:bCs/>
       </w:rPr>
@@ -3755,14 +3608,14 @@
     </w:tblStylePr>
     <w:tblStylePr w:type="firstCol">
       <w:rPr>
-        <w:rFonts w:asciiTheme="majorHAnsi" w:eastAsiaTheme="majorEastAsia" w:hAnsiTheme="majorHAnsi" w:cstheme="majorBidi"/>
+        <w:rFonts/>
         <w:b/>
         <w:bCs/>
       </w:rPr>
     </w:tblStylePr>
     <w:tblStylePr w:type="lastCol">
       <w:rPr>
-        <w:rFonts w:asciiTheme="majorHAnsi" w:eastAsiaTheme="majorEastAsia" w:hAnsiTheme="majorHAnsi" w:cstheme="majorBidi"/>
+        <w:rFonts/>
         <w:b/>
         <w:bCs/>
       </w:rPr>
@@ -3846,7 +3699,7 @@
         <w:spacing w:before="0" w:after="0" w:line="240" w:lineRule="auto"/>
       </w:pPr>
       <w:rPr>
-        <w:rFonts w:asciiTheme="majorHAnsi" w:eastAsiaTheme="majorEastAsia" w:hAnsiTheme="majorHAnsi" w:cstheme="majorBidi"/>
+        <w:rFonts/>
         <w:b/>
         <w:bCs/>
       </w:rPr>
@@ -3867,7 +3720,7 @@
         <w:spacing w:before="0" w:after="0" w:line="240" w:lineRule="auto"/>
       </w:pPr>
       <w:rPr>
-        <w:rFonts w:asciiTheme="majorHAnsi" w:eastAsiaTheme="majorEastAsia" w:hAnsiTheme="majorHAnsi" w:cstheme="majorBidi"/>
+        <w:rFonts/>
         <w:b/>
         <w:bCs/>
       </w:rPr>
@@ -3885,14 +3738,14 @@
     </w:tblStylePr>
     <w:tblStylePr w:type="firstCol">
       <w:rPr>
-        <w:rFonts w:asciiTheme="majorHAnsi" w:eastAsiaTheme="majorEastAsia" w:hAnsiTheme="majorHAnsi" w:cstheme="majorBidi"/>
+        <w:rFonts/>
         <w:b/>
         <w:bCs/>
       </w:rPr>
     </w:tblStylePr>
     <w:tblStylePr w:type="lastCol">
       <w:rPr>
-        <w:rFonts w:asciiTheme="majorHAnsi" w:eastAsiaTheme="majorEastAsia" w:hAnsiTheme="majorHAnsi" w:cstheme="majorBidi"/>
+        <w:rFonts/>
         <w:b/>
         <w:bCs/>
       </w:rPr>
@@ -3976,7 +3829,7 @@
         <w:spacing w:before="0" w:after="0" w:line="240" w:lineRule="auto"/>
       </w:pPr>
       <w:rPr>
-        <w:rFonts w:asciiTheme="majorHAnsi" w:eastAsiaTheme="majorEastAsia" w:hAnsiTheme="majorHAnsi" w:cstheme="majorBidi"/>
+        <w:rFonts/>
         <w:b/>
         <w:bCs/>
       </w:rPr>
@@ -3997,7 +3850,7 @@
         <w:spacing w:before="0" w:after="0" w:line="240" w:lineRule="auto"/>
       </w:pPr>
       <w:rPr>
-        <w:rFonts w:asciiTheme="majorHAnsi" w:eastAsiaTheme="majorEastAsia" w:hAnsiTheme="majorHAnsi" w:cstheme="majorBidi"/>
+        <w:rFonts/>
         <w:b/>
         <w:bCs/>
       </w:rPr>
@@ -4015,14 +3868,14 @@
     </w:tblStylePr>
     <w:tblStylePr w:type="firstCol">
       <w:rPr>
-        <w:rFonts w:asciiTheme="majorHAnsi" w:eastAsiaTheme="majorEastAsia" w:hAnsiTheme="majorHAnsi" w:cstheme="majorBidi"/>
+        <w:rFonts/>
         <w:b/>
         <w:bCs/>
       </w:rPr>
     </w:tblStylePr>
     <w:tblStylePr w:type="lastCol">
       <w:rPr>
-        <w:rFonts w:asciiTheme="majorHAnsi" w:eastAsiaTheme="majorEastAsia" w:hAnsiTheme="majorHAnsi" w:cstheme="majorBidi"/>
+        <w:rFonts/>
         <w:b/>
         <w:bCs/>
       </w:rPr>
@@ -5887,7 +5740,7 @@
     </w:tblPr>
     <w:tblStylePr w:type="firstRow">
       <w:rPr>
-        <w:rFonts w:asciiTheme="majorHAnsi" w:eastAsiaTheme="majorEastAsia" w:hAnsiTheme="majorHAnsi" w:cstheme="majorBidi"/>
+        <w:rFonts/>
       </w:rPr>
       <w:tblPr/>
       <w:tcPr>
@@ -5971,7 +5824,7 @@
     </w:tblPr>
     <w:tblStylePr w:type="firstRow">
       <w:rPr>
-        <w:rFonts w:asciiTheme="majorHAnsi" w:eastAsiaTheme="majorEastAsia" w:hAnsiTheme="majorHAnsi" w:cstheme="majorBidi"/>
+        <w:rFonts/>
       </w:rPr>
       <w:tblPr/>
       <w:tcPr>
@@ -6055,7 +5908,7 @@
     </w:tblPr>
     <w:tblStylePr w:type="firstRow">
       <w:rPr>
-        <w:rFonts w:asciiTheme="majorHAnsi" w:eastAsiaTheme="majorEastAsia" w:hAnsiTheme="majorHAnsi" w:cstheme="majorBidi"/>
+        <w:rFonts/>
       </w:rPr>
       <w:tblPr/>
       <w:tcPr>
@@ -6139,7 +5992,7 @@
     </w:tblPr>
     <w:tblStylePr w:type="firstRow">
       <w:rPr>
-        <w:rFonts w:asciiTheme="majorHAnsi" w:eastAsiaTheme="majorEastAsia" w:hAnsiTheme="majorHAnsi" w:cstheme="majorBidi"/>
+        <w:rFonts/>
       </w:rPr>
       <w:tblPr/>
       <w:tcPr>
@@ -6223,7 +6076,7 @@
     </w:tblPr>
     <w:tblStylePr w:type="firstRow">
       <w:rPr>
-        <w:rFonts w:asciiTheme="majorHAnsi" w:eastAsiaTheme="majorEastAsia" w:hAnsiTheme="majorHAnsi" w:cstheme="majorBidi"/>
+        <w:rFonts/>
       </w:rPr>
       <w:tblPr/>
       <w:tcPr>
@@ -6307,7 +6160,7 @@
     </w:tblPr>
     <w:tblStylePr w:type="firstRow">
       <w:rPr>
-        <w:rFonts w:asciiTheme="majorHAnsi" w:eastAsiaTheme="majorEastAsia" w:hAnsiTheme="majorHAnsi" w:cstheme="majorBidi"/>
+        <w:rFonts/>
       </w:rPr>
       <w:tblPr/>
       <w:tcPr>
@@ -6391,7 +6244,7 @@
     </w:tblPr>
     <w:tblStylePr w:type="firstRow">
       <w:rPr>
-        <w:rFonts w:asciiTheme="majorHAnsi" w:eastAsiaTheme="majorEastAsia" w:hAnsiTheme="majorHAnsi" w:cstheme="majorBidi"/>
+        <w:rFonts/>
       </w:rPr>
       <w:tblPr/>
       <w:tcPr>
@@ -6456,7 +6309,7 @@
       <w:spacing w:after="0" w:line="240" w:lineRule="auto"/>
     </w:pPr>
     <w:rPr>
-      <w:rFonts w:asciiTheme="majorHAnsi" w:eastAsiaTheme="majorEastAsia" w:hAnsiTheme="majorHAnsi" w:cstheme="majorBidi"/>
+      <w:rFonts/>
       <w:color w:val="000000" w:themeColor="text1"/>
     </w:rPr>
     <w:tblPr>
@@ -6584,7 +6437,7 @@
       <w:spacing w:after="0" w:line="240" w:lineRule="auto"/>
     </w:pPr>
     <w:rPr>
-      <w:rFonts w:asciiTheme="majorHAnsi" w:eastAsiaTheme="majorEastAsia" w:hAnsiTheme="majorHAnsi" w:cstheme="majorBidi"/>
+      <w:rFonts/>
       <w:color w:val="000000" w:themeColor="text1"/>
     </w:rPr>
     <w:tblPr>
@@ -6712,7 +6565,7 @@
       <w:spacing w:after="0" w:line="240" w:lineRule="auto"/>
     </w:pPr>
     <w:rPr>
-      <w:rFonts w:asciiTheme="majorHAnsi" w:eastAsiaTheme="majorEastAsia" w:hAnsiTheme="majorHAnsi" w:cstheme="majorBidi"/>
+      <w:rFonts/>
       <w:color w:val="000000" w:themeColor="text1"/>
     </w:rPr>
     <w:tblPr>
@@ -6840,7 +6693,7 @@
       <w:spacing w:after="0" w:line="240" w:lineRule="auto"/>
     </w:pPr>
     <w:rPr>
-      <w:rFonts w:asciiTheme="majorHAnsi" w:eastAsiaTheme="majorEastAsia" w:hAnsiTheme="majorHAnsi" w:cstheme="majorBidi"/>
+      <w:rFonts/>
       <w:color w:val="000000" w:themeColor="text1"/>
     </w:rPr>
     <w:tblPr>
@@ -6968,7 +6821,7 @@
       <w:spacing w:after="0" w:line="240" w:lineRule="auto"/>
     </w:pPr>
     <w:rPr>
-      <w:rFonts w:asciiTheme="majorHAnsi" w:eastAsiaTheme="majorEastAsia" w:hAnsiTheme="majorHAnsi" w:cstheme="majorBidi"/>
+      <w:rFonts/>
       <w:color w:val="000000" w:themeColor="text1"/>
     </w:rPr>
     <w:tblPr>
@@ -7096,7 +6949,7 @@
       <w:spacing w:after="0" w:line="240" w:lineRule="auto"/>
     </w:pPr>
     <w:rPr>
-      <w:rFonts w:asciiTheme="majorHAnsi" w:eastAsiaTheme="majorEastAsia" w:hAnsiTheme="majorHAnsi" w:cstheme="majorBidi"/>
+      <w:rFonts/>
       <w:color w:val="000000" w:themeColor="text1"/>
     </w:rPr>
     <w:tblPr>
@@ -7224,7 +7077,7 @@
       <w:spacing w:after="0" w:line="240" w:lineRule="auto"/>
     </w:pPr>
     <w:rPr>
-      <w:rFonts w:asciiTheme="majorHAnsi" w:eastAsiaTheme="majorEastAsia" w:hAnsiTheme="majorHAnsi" w:cstheme="majorBidi"/>
+      <w:rFonts/>
       <w:color w:val="000000" w:themeColor="text1"/>
     </w:rPr>
     <w:tblPr>
@@ -7863,7 +7716,7 @@
       <w:spacing w:after="0" w:line="240" w:lineRule="auto"/>
     </w:pPr>
     <w:rPr>
-      <w:rFonts w:asciiTheme="majorHAnsi" w:eastAsiaTheme="majorEastAsia" w:hAnsiTheme="majorHAnsi" w:cstheme="majorBidi"/>
+      <w:rFonts/>
       <w:color w:val="000000" w:themeColor="text1"/>
     </w:rPr>
     <w:tblPr>
@@ -7988,7 +7841,7 @@
       <w:spacing w:after="0" w:line="240" w:lineRule="auto"/>
     </w:pPr>
     <w:rPr>
-      <w:rFonts w:asciiTheme="majorHAnsi" w:eastAsiaTheme="majorEastAsia" w:hAnsiTheme="majorHAnsi" w:cstheme="majorBidi"/>
+      <w:rFonts/>
       <w:color w:val="000000" w:themeColor="text1"/>
     </w:rPr>
     <w:tblPr>
@@ -8113,7 +7966,7 @@
       <w:spacing w:after="0" w:line="240" w:lineRule="auto"/>
     </w:pPr>
     <w:rPr>
-      <w:rFonts w:asciiTheme="majorHAnsi" w:eastAsiaTheme="majorEastAsia" w:hAnsiTheme="majorHAnsi" w:cstheme="majorBidi"/>
+      <w:rFonts/>
       <w:color w:val="000000" w:themeColor="text1"/>
     </w:rPr>
     <w:tblPr>
@@ -8238,7 +8091,7 @@
       <w:spacing w:after="0" w:line="240" w:lineRule="auto"/>
     </w:pPr>
     <w:rPr>
-      <w:rFonts w:asciiTheme="majorHAnsi" w:eastAsiaTheme="majorEastAsia" w:hAnsiTheme="majorHAnsi" w:cstheme="majorBidi"/>
+      <w:rFonts/>
       <w:color w:val="000000" w:themeColor="text1"/>
     </w:rPr>
     <w:tblPr>
@@ -8363,7 +8216,7 @@
       <w:spacing w:after="0" w:line="240" w:lineRule="auto"/>
     </w:pPr>
     <w:rPr>
-      <w:rFonts w:asciiTheme="majorHAnsi" w:eastAsiaTheme="majorEastAsia" w:hAnsiTheme="majorHAnsi" w:cstheme="majorBidi"/>
+      <w:rFonts/>
       <w:color w:val="000000" w:themeColor="text1"/>
     </w:rPr>
     <w:tblPr>
@@ -8488,7 +8341,7 @@
       <w:spacing w:after="0" w:line="240" w:lineRule="auto"/>
     </w:pPr>
     <w:rPr>
-      <w:rFonts w:asciiTheme="majorHAnsi" w:eastAsiaTheme="majorEastAsia" w:hAnsiTheme="majorHAnsi" w:cstheme="majorBidi"/>
+      <w:rFonts/>
       <w:color w:val="000000" w:themeColor="text1"/>
     </w:rPr>
     <w:tblPr>
@@ -8613,7 +8466,7 @@
       <w:spacing w:after="0" w:line="240" w:lineRule="auto"/>
     </w:pPr>
     <w:rPr>
-      <w:rFonts w:asciiTheme="majorHAnsi" w:eastAsiaTheme="majorEastAsia" w:hAnsiTheme="majorHAnsi" w:cstheme="majorBidi"/>
+      <w:rFonts/>
       <w:color w:val="000000" w:themeColor="text1"/>
     </w:rPr>
     <w:tblPr>

--- a/az/discovery-articles/5.9 Müasir polad istehsalı.docx
+++ b/az/discovery-articles/5.9 Müasir polad istehsalı.docx
@@ -120,7 +120,7 @@
         <w:widowControl/>
       </w:pPr>
       <w:r>
-        <w:t>Kim kəşf edib və ya yaradıb</w:t>
+        <w:t xml:space="preserve">Kim yaradıb</w:t>
       </w:r>
     </w:p>
     <w:p>
@@ -217,7 +217,7 @@
         <w:rPr>
           <w:sz w:val="20"/>
         </w:rPr>
-        <w:t>A Kitablar və əsas elmi əsərlər</w:t>
+        <w:t>Kitablar və əsas elmi əsərlər</w:t>
       </w:r>
     </w:p>
     <w:p>
@@ -240,7 +240,7 @@
         <w:rPr>
           <w:sz w:val="20"/>
         </w:rPr>
-        <w:t>C Qurumların materialları və ensiklopedik mənbələr</w:t>
+        <w:t>Qurumların materialları və ensiklopedik mənbələr</w:t>
       </w:r>
     </w:p>
     <w:p>
